--- a/src/content/bios/McDonald-JG 2016.docx
+++ b/src/content/bios/McDonald-JG 2016.docx
@@ -1,6 +1,6 @@
 
 <file path=word/document.xml><?xml version="1.0" encoding="utf-8"?>
-<w:document xmlns:wpc="http://schemas.microsoft.com/office/word/2010/wordprocessingCanvas" xmlns:cx="http://schemas.microsoft.com/office/drawing/2014/chartex" xmlns:cx1="http://schemas.microsoft.com/office/drawing/2015/9/8/chartex" xmlns:cx2="http://schemas.microsoft.com/office/drawing/2015/10/21/chartex" xmlns:cx3="http://schemas.microsoft.com/office/drawing/2016/5/9/chartex" xmlns:cx4="http://schemas.microsoft.com/office/drawing/2016/5/10/chartex" xmlns:cx5="http://schemas.microsoft.com/office/drawing/2016/5/11/chartex" xmlns:cx6="http://schemas.microsoft.com/office/drawing/2016/5/12/chartex" xmlns:cx7="http://schemas.microsoft.com/office/drawing/2016/5/13/chartex" xmlns:cx8="http://schemas.microsoft.com/office/drawing/2016/5/14/chartex" xmlns:mc="http://schemas.openxmlformats.org/markup-compatibility/2006" xmlns:aink="http://schemas.microsoft.com/office/drawing/2016/ink" xmlns:am3d="http://schemas.microsoft.com/office/drawing/2017/model3d" xmlns:o="urn:schemas-microsoft-com:office:office" xmlns:oel="http://schemas.microsoft.com/office/2019/extlst" xmlns:r="http://schemas.openxmlformats.org/officeDocument/2006/relationships" xmlns:m="http://schemas.openxmlformats.org/officeDocument/2006/math" xmlns:v="urn:schemas-microsoft-com:vml" xmlns:wp14="http://schemas.microsoft.com/office/word/2010/wordprocessingDrawing" xmlns:wp="http://schemas.openxmlformats.org/drawingml/2006/wordprocessingDrawing" xmlns:w10="urn:schemas-microsoft-com:office:word" xmlns:w="http://schemas.openxmlformats.org/wordprocessingml/2006/main" xmlns:w14="http://schemas.microsoft.com/office/word/2010/wordml" xmlns:w15="http://schemas.microsoft.com/office/word/2012/wordml" xmlns:w16cex="http://schemas.microsoft.com/office/word/2018/wordml/cex" xmlns:w16cid="http://schemas.microsoft.com/office/word/2016/wordml/cid" xmlns:w16="http://schemas.microsoft.com/office/word/2018/wordml" xmlns:w16du="http://schemas.microsoft.com/office/word/2023/wordml/word16du" xmlns:w16sdtdh="http://schemas.microsoft.com/office/word/2020/wordml/sdtdatahash" xmlns:w16sdtfl="http://schemas.microsoft.com/office/word/2024/wordml/sdtformatlock" xmlns:w16se="http://schemas.microsoft.com/office/word/2015/wordml/symex" xmlns:wpg="http://schemas.microsoft.com/office/word/2010/wordprocessingGroup" xmlns:wpi="http://schemas.microsoft.com/office/word/2010/wordprocessingInk" xmlns:wne="http://schemas.microsoft.com/office/word/2006/wordml" xmlns:wps="http://schemas.microsoft.com/office/word/2010/wordprocessingShape" mc:Ignorable="w14 w15 w16se w16cid w16 w16cex w16sdtdh w16sdtfl w16du wp14">
+<w:document xmlns:wpc="http://schemas.microsoft.com/office/word/2010/wordprocessingCanvas" xmlns:cx="http://schemas.microsoft.com/office/drawing/2014/chartex" xmlns:cx1="http://schemas.microsoft.com/office/drawing/2015/9/8/chartex" xmlns:cx2="http://schemas.microsoft.com/office/drawing/2015/10/21/chartex" xmlns:cx3="http://schemas.microsoft.com/office/drawing/2016/5/9/chartex" xmlns:cx4="http://schemas.microsoft.com/office/drawing/2016/5/10/chartex" xmlns:cx5="http://schemas.microsoft.com/office/drawing/2016/5/11/chartex" xmlns:cx6="http://schemas.microsoft.com/office/drawing/2016/5/12/chartex" xmlns:cx7="http://schemas.microsoft.com/office/drawing/2016/5/13/chartex" xmlns:cx8="http://schemas.microsoft.com/office/drawing/2016/5/14/chartex" xmlns:mc="http://schemas.openxmlformats.org/markup-compatibility/2006" xmlns:m="http://schemas.openxmlformats.org/officeDocument/2006/math" xmlns:aink="http://schemas.microsoft.com/office/drawing/2016/ink" xmlns:am3d="http://schemas.microsoft.com/office/drawing/2017/model3d" xmlns:oel="http://schemas.microsoft.com/office/2019/extlst" xmlns:r="http://schemas.openxmlformats.org/officeDocument/2006/relationships" xmlns:wp14="http://schemas.microsoft.com/office/word/2010/wordprocessingDrawing" xmlns:wp="http://schemas.openxmlformats.org/drawingml/2006/wordprocessingDrawing" xmlns:wpg="http://schemas.microsoft.com/office/word/2010/wordprocessingGroup" xmlns:wpi="http://schemas.microsoft.com/office/word/2010/wordprocessingInk" xmlns:wps="http://schemas.microsoft.com/office/word/2010/wordprocessingShape" xmlns:o="urn:schemas-microsoft-com:office:office" xmlns:v="urn:schemas-microsoft-com:vml" xmlns:w10="urn:schemas-microsoft-com:office:word" xmlns:w="http://schemas.openxmlformats.org/wordprocessingml/2006/main" xmlns:w14="http://schemas.microsoft.com/office/word/2010/wordml" xmlns:w15="http://schemas.microsoft.com/office/word/2012/wordml" xmlns:w16cei="http://schemas.microsoft.com/office/word/2026/wordml/cei" xmlns:w16cex="http://schemas.microsoft.com/office/word/2018/wordml/cex" xmlns:w16cid="http://schemas.microsoft.com/office/word/2016/wordml/cid" xmlns:w16="http://schemas.microsoft.com/office/word/2018/wordml" xmlns:w16sdtdh="http://schemas.microsoft.com/office/word/2020/wordml/sdtdatahash" xmlns:w16sdtfl="http://schemas.microsoft.com/office/word/2024/wordml/sdtformatlock" xmlns:w16se="http://schemas.microsoft.com/office/word/2015/wordml/symex" xmlns:w16du="http://schemas.microsoft.com/office/word/2023/wordml/word16du" xmlns:wne="http://schemas.microsoft.com/office/word/2006/wordml" mc:Ignorable="w14 w15 w16se w16cid w16 w16cex w16sdtdh w16sdtfl w16du wp14">
   <w:body>
     <w:p>
       <w:pPr>
@@ -9,8 +9,235 @@
           <w:b/>
         </w:rPr>
       </w:pPr>
-      <w:r>
-        <w:t xml:space="preserve">McDONALD, James Grover, American foreign policy expert and High Commissioner for Refugees Coming from Germany of the League of Nations 1933-1935, was born 29 November 1886 in Coldwater, Ohio and died 26 September 1964 in White Plains, New York, United States. He was the son of Kenneth McDonald, hotel manager, and Hannah Diederick. On 25 October 1915 he married Ruth Jane Stafford, teacher. They had two daughters.</w:t>
+      <w:proofErr w:type="spellStart"/>
+      <w:r>
+        <w:rPr>
+          <w:b/>
+        </w:rPr>
+        <w:t>McDONALD</w:t>
+      </w:r>
+      <w:proofErr w:type="spellEnd"/>
+      <w:r>
+        <w:rPr>
+          <w:b/>
+        </w:rPr>
+        <w:t xml:space="preserve">, James Grover, </w:t>
+      </w:r>
+      <w:r>
+        <w:rPr>
+          <w:b/>
+        </w:rPr>
+        <w:t xml:space="preserve">American </w:t>
+      </w:r>
+      <w:r>
+        <w:rPr>
+          <w:b/>
+        </w:rPr>
+        <w:t>f</w:t>
+      </w:r>
+      <w:r>
+        <w:rPr>
+          <w:b/>
+        </w:rPr>
+        <w:t>oreign policy expert</w:t>
+      </w:r>
+      <w:r>
+        <w:rPr>
+          <w:b/>
+        </w:rPr>
+        <w:t xml:space="preserve"> and </w:t>
+      </w:r>
+      <w:r>
+        <w:rPr>
+          <w:b/>
+        </w:rPr>
+        <w:t xml:space="preserve">High </w:t>
+      </w:r>
+      <w:r>
+        <w:rPr>
+          <w:b/>
+        </w:rPr>
+        <w:t>Commissioner for Refugees Coming</w:t>
+      </w:r>
+      <w:r>
+        <w:rPr>
+          <w:b/>
+        </w:rPr>
+        <w:t xml:space="preserve"> from Germany</w:t>
+      </w:r>
+      <w:r>
+        <w:rPr>
+          <w:b/>
+        </w:rPr>
+        <w:t xml:space="preserve"> of the </w:t>
+      </w:r>
+      <w:r>
+        <w:rPr>
+          <w:b/>
+        </w:rPr>
+        <w:t>League of Nations</w:t>
+      </w:r>
+      <w:r>
+        <w:rPr>
+          <w:b/>
+        </w:rPr>
+        <w:t xml:space="preserve"> 1933-1935, was born</w:t>
+      </w:r>
+      <w:r>
+        <w:rPr>
+          <w:b/>
+        </w:rPr>
+        <w:t xml:space="preserve"> </w:t>
+      </w:r>
+      <w:r>
+        <w:rPr>
+          <w:b/>
+        </w:rPr>
+        <w:t>29 November</w:t>
+      </w:r>
+      <w:r>
+        <w:rPr>
+          <w:b/>
+        </w:rPr>
+        <w:t xml:space="preserve"> </w:t>
+      </w:r>
+      <w:r>
+        <w:rPr>
+          <w:b/>
+        </w:rPr>
+        <w:t>1886 in Coldwater, Ohio and died 26 September 1964 in</w:t>
+      </w:r>
+      <w:r>
+        <w:rPr>
+          <w:b/>
+        </w:rPr>
+        <w:t xml:space="preserve"> White Plains,</w:t>
+      </w:r>
+      <w:r>
+        <w:rPr>
+          <w:b/>
+        </w:rPr>
+        <w:t xml:space="preserve"> New York</w:t>
+      </w:r>
+      <w:r>
+        <w:rPr>
+          <w:b/>
+        </w:rPr>
+        <w:t>, United States</w:t>
+      </w:r>
+      <w:r>
+        <w:rPr>
+          <w:b/>
+        </w:rPr>
+        <w:t>.</w:t>
+      </w:r>
+      <w:r>
+        <w:rPr>
+          <w:b/>
+        </w:rPr>
+        <w:t xml:space="preserve"> He was the son of </w:t>
+      </w:r>
+      <w:r>
+        <w:rPr>
+          <w:b/>
+        </w:rPr>
+        <w:t>Kenneth</w:t>
+      </w:r>
+      <w:r>
+        <w:rPr>
+          <w:b/>
+        </w:rPr>
+        <w:t xml:space="preserve"> McDonald, </w:t>
+      </w:r>
+      <w:r>
+        <w:rPr>
+          <w:b/>
+        </w:rPr>
+        <w:t>hotel manager</w:t>
+      </w:r>
+      <w:r>
+        <w:rPr>
+          <w:b/>
+        </w:rPr>
+        <w:t xml:space="preserve">, and </w:t>
+      </w:r>
+      <w:r>
+        <w:rPr>
+          <w:b/>
+        </w:rPr>
+        <w:t>Ha</w:t>
+      </w:r>
+      <w:r>
+        <w:rPr>
+          <w:b/>
+        </w:rPr>
+        <w:t>nna</w:t>
+      </w:r>
+      <w:r>
+        <w:rPr>
+          <w:b/>
+        </w:rPr>
+        <w:t>h Died</w:t>
+      </w:r>
+      <w:r>
+        <w:rPr>
+          <w:b/>
+        </w:rPr>
+        <w:t>erick</w:t>
+      </w:r>
+      <w:r>
+        <w:rPr>
+          <w:b/>
+        </w:rPr>
+        <w:t>.</w:t>
+      </w:r>
+      <w:r>
+        <w:rPr>
+          <w:b/>
+        </w:rPr>
+        <w:t xml:space="preserve"> </w:t>
+      </w:r>
+      <w:r>
+        <w:rPr>
+          <w:b/>
+        </w:rPr>
+        <w:t xml:space="preserve">On 25 </w:t>
+      </w:r>
+      <w:r>
+        <w:rPr>
+          <w:b/>
+        </w:rPr>
+        <w:t xml:space="preserve">October </w:t>
+      </w:r>
+      <w:r>
+        <w:rPr>
+          <w:b/>
+        </w:rPr>
+        <w:t xml:space="preserve">1915 he married Ruth </w:t>
+      </w:r>
+      <w:r>
+        <w:rPr>
+          <w:b/>
+        </w:rPr>
+        <w:t xml:space="preserve">Jane </w:t>
+      </w:r>
+      <w:r>
+        <w:rPr>
+          <w:b/>
+        </w:rPr>
+        <w:t>Stafford</w:t>
+      </w:r>
+      <w:r>
+        <w:rPr>
+          <w:b/>
+        </w:rPr>
+        <w:t>, teacher</w:t>
+      </w:r>
+      <w:r>
+        <w:rPr>
+          <w:b/>
+        </w:rPr>
+        <w:t>. They had two daughters.</w:t>
       </w:r>
     </w:p>
     <w:p>
@@ -87,17 +314,11 @@
       <w:r>
         <w:t xml:space="preserve">Source: </w:t>
       </w:r>
-      <w:hyperlink r:id="rId7" w:anchor="/media/File:ShErlJmMcDnld.jpg" w:history="1">
-        <w:r>
-          <w:rPr>
-            <w:rStyle w:val="Hyperlink"/>
-            <w:u w:val="none"/>
-          </w:rPr>
-          <w:t>https://commons.wikimedia.org/wiki/Category:James_Grover_McDonald#/media/File:ShErlJmMcDnld.jpg</w:t>
-        </w:r>
-      </w:hyperlink>
-      <w:r>
-        <w:t xml:space="preserve"> </w:t>
+      <w:r>
+        <w:rPr>
+          <w:rFonts w:cs="Times New Roman"/>
+        </w:rPr>
+        <w:t>McDonald, 1951, Wikimedia Commons</w:t>
       </w:r>
     </w:p>
     <w:p>
@@ -113,7 +334,7 @@
       <w:r>
         <w:t xml:space="preserve"> </w:t>
       </w:r>
-      <w:hyperlink r:id="rId8" w:history="1">
+      <w:hyperlink r:id="rId7" w:history="1">
         <w:r>
           <w:rPr>
             <w:rStyle w:val="Hyperlink"/>
@@ -456,39 +677,39 @@
       </w:r>
       <w:proofErr w:type="gramStart"/>
       <w:r>
-        <w:t xml:space="preserve">and </w:t>
+        <w:t>and also</w:t>
+      </w:r>
+      <w:proofErr w:type="gramEnd"/>
+      <w:r>
+        <w:t xml:space="preserve"> </w:t>
+      </w:r>
+      <w:r>
+        <w:t xml:space="preserve">to </w:t>
+      </w:r>
+      <w:r>
+        <w:t>protest</w:t>
+      </w:r>
+      <w:r>
+        <w:t xml:space="preserve"> what he regarded </w:t>
+      </w:r>
+      <w:r>
+        <w:t xml:space="preserve">as </w:t>
+      </w:r>
+      <w:r>
+        <w:t xml:space="preserve">the </w:t>
+      </w:r>
+      <w:r>
+        <w:t>arbitr</w:t>
+      </w:r>
+      <w:r>
+        <w:t>ary dismissal of a colleague. He</w:t>
+      </w:r>
+      <w:r>
+        <w:t xml:space="preserve"> moved to New </w:t>
       </w:r>
       <w:r>
         <w:lastRenderedPageBreak/>
-        <w:t>also</w:t>
-      </w:r>
-      <w:proofErr w:type="gramEnd"/>
-      <w:r>
-        <w:t xml:space="preserve"> </w:t>
-      </w:r>
-      <w:r>
-        <w:t xml:space="preserve">to </w:t>
-      </w:r>
-      <w:r>
-        <w:t>protest</w:t>
-      </w:r>
-      <w:r>
-        <w:t xml:space="preserve"> what he regarded </w:t>
-      </w:r>
-      <w:r>
-        <w:t xml:space="preserve">as </w:t>
-      </w:r>
-      <w:r>
-        <w:t xml:space="preserve">the </w:t>
-      </w:r>
-      <w:r>
-        <w:t>arbitr</w:t>
-      </w:r>
-      <w:r>
-        <w:t>ary dismissal of a colleague. He</w:t>
-      </w:r>
-      <w:r>
-        <w:t xml:space="preserve"> moved to New York City, where he accepted a </w:t>
+        <w:t xml:space="preserve">York City, where he accepted a </w:t>
       </w:r>
       <w:r>
         <w:t>better</w:t>
@@ -1099,23 +1320,23 @@
         <w:t xml:space="preserve">ing any opposition from Germany and also assumed that finances should come from outside the League. McDonald lobbied </w:t>
       </w:r>
       <w:r>
-        <w:t xml:space="preserve">several governments willing to support the </w:t>
+        <w:t>several governments willing to support the proposed High Commission</w:t>
+      </w:r>
+      <w:r>
+        <w:t>er</w:t>
+      </w:r>
+      <w:r>
+        <w:t>. German pressure in Geneva res</w:t>
+      </w:r>
+      <w:r>
+        <w:t xml:space="preserve">ulted in weakening </w:t>
+      </w:r>
+      <w:r>
+        <w:t xml:space="preserve">the envisaged </w:t>
       </w:r>
       <w:r>
         <w:lastRenderedPageBreak/>
-        <w:t>proposed High Commission</w:t>
-      </w:r>
-      <w:r>
-        <w:t>er</w:t>
-      </w:r>
-      <w:r>
-        <w:t>. German pressure in Geneva res</w:t>
-      </w:r>
-      <w:r>
-        <w:t xml:space="preserve">ulted in weakening </w:t>
-      </w:r>
-      <w:r>
-        <w:t>the envisaged institution</w:t>
+        <w:t>institution</w:t>
       </w:r>
       <w:r>
         <w:t xml:space="preserve">, as it </w:t>
@@ -1787,22 +2008,19 @@
         <w:t>’s new Advisory</w:t>
       </w:r>
       <w:r>
-        <w:t xml:space="preserve"> Committee on Political </w:t>
-      </w:r>
-      <w:r>
+        <w:t xml:space="preserve"> Committee on Political Refugees in May. </w:t>
+      </w:r>
+      <w:r>
+        <w:t>W</w:t>
+      </w:r>
+      <w:r>
+        <w:t xml:space="preserve">orried about the increasing number of Jewish refugees after the Austrian </w:t>
+      </w:r>
+      <w:r>
+        <w:rPr>
+          <w:i/>
+        </w:rPr>
         <w:lastRenderedPageBreak/>
-        <w:t xml:space="preserve">Refugees in May. </w:t>
-      </w:r>
-      <w:r>
-        <w:t>W</w:t>
-      </w:r>
-      <w:r>
-        <w:t xml:space="preserve">orried about the increasing number of Jewish refugees after the Austrian </w:t>
-      </w:r>
-      <w:r>
-        <w:rPr>
-          <w:i/>
-        </w:rPr>
         <w:t>Anschluss</w:t>
       </w:r>
       <w:r>
@@ -2343,7 +2561,7 @@
       <w:r>
         <w:t xml:space="preserve"> </w:t>
       </w:r>
-      <w:hyperlink r:id="rId9" w:history="1">
+      <w:hyperlink r:id="rId8" w:history="1">
         <w:r>
           <w:rPr>
             <w:rStyle w:val="Hyperlink"/>
@@ -2871,7 +3089,7 @@
       <w:r>
         <w:t xml:space="preserve">, available at </w:t>
       </w:r>
-      <w:hyperlink r:id="rId10" w:history="1">
+      <w:hyperlink r:id="rId9" w:history="1">
         <w:r>
           <w:rPr>
             <w:rStyle w:val="Hyperlink"/>
@@ -3074,7 +3292,7 @@
         </w:rPr>
         <w:t xml:space="preserve">Eisenberg, </w:t>
       </w:r>
-      <w:hyperlink r:id="rId11" w:history="1">
+      <w:hyperlink r:id="rId10" w:history="1">
         <w:r>
           <w:rPr>
             <w:rStyle w:val="Hyperlink"/>
@@ -3092,9 +3310,9 @@
       </w:r>
     </w:p>
     <w:sectPr>
-      <w:headerReference w:type="even" r:id="rId12"/>
-      <w:headerReference w:type="default" r:id="rId13"/>
-      <w:footerReference w:type="default" r:id="rId14"/>
+      <w:headerReference w:type="even" r:id="rId11"/>
+      <w:headerReference w:type="default" r:id="rId12"/>
+      <w:footerReference w:type="default" r:id="rId13"/>
       <w:pgSz w:w="11900" w:h="16840"/>
       <w:pgMar w:top="1418" w:right="1418" w:bottom="1418" w:left="1418" w:header="709" w:footer="709" w:gutter="0"/>
       <w:cols w:space="720"/>
@@ -3104,7 +3322,7 @@
 </file>
 
 <file path=word/endnotes.xml><?xml version="1.0" encoding="utf-8"?>
-<w:endnotes xmlns:wpc="http://schemas.microsoft.com/office/word/2010/wordprocessingCanvas" xmlns:cx="http://schemas.microsoft.com/office/drawing/2014/chartex" xmlns:cx1="http://schemas.microsoft.com/office/drawing/2015/9/8/chartex" xmlns:cx2="http://schemas.microsoft.com/office/drawing/2015/10/21/chartex" xmlns:cx3="http://schemas.microsoft.com/office/drawing/2016/5/9/chartex" xmlns:cx4="http://schemas.microsoft.com/office/drawing/2016/5/10/chartex" xmlns:cx5="http://schemas.microsoft.com/office/drawing/2016/5/11/chartex" xmlns:cx6="http://schemas.microsoft.com/office/drawing/2016/5/12/chartex" xmlns:cx7="http://schemas.microsoft.com/office/drawing/2016/5/13/chartex" xmlns:cx8="http://schemas.microsoft.com/office/drawing/2016/5/14/chartex" xmlns:mc="http://schemas.openxmlformats.org/markup-compatibility/2006" xmlns:aink="http://schemas.microsoft.com/office/drawing/2016/ink" xmlns:am3d="http://schemas.microsoft.com/office/drawing/2017/model3d" xmlns:o="urn:schemas-microsoft-com:office:office" xmlns:oel="http://schemas.microsoft.com/office/2019/extlst" xmlns:r="http://schemas.openxmlformats.org/officeDocument/2006/relationships" xmlns:m="http://schemas.openxmlformats.org/officeDocument/2006/math" xmlns:v="urn:schemas-microsoft-com:vml" xmlns:wp14="http://schemas.microsoft.com/office/word/2010/wordprocessingDrawing" xmlns:wp="http://schemas.openxmlformats.org/drawingml/2006/wordprocessingDrawing" xmlns:w10="urn:schemas-microsoft-com:office:word" xmlns:w="http://schemas.openxmlformats.org/wordprocessingml/2006/main" xmlns:w14="http://schemas.microsoft.com/office/word/2010/wordml" xmlns:w15="http://schemas.microsoft.com/office/word/2012/wordml" xmlns:w16cex="http://schemas.microsoft.com/office/word/2018/wordml/cex" xmlns:w16cid="http://schemas.microsoft.com/office/word/2016/wordml/cid" xmlns:w16="http://schemas.microsoft.com/office/word/2018/wordml" xmlns:w16du="http://schemas.microsoft.com/office/word/2023/wordml/word16du" xmlns:w16sdtdh="http://schemas.microsoft.com/office/word/2020/wordml/sdtdatahash" xmlns:w16sdtfl="http://schemas.microsoft.com/office/word/2024/wordml/sdtformatlock" xmlns:w16se="http://schemas.microsoft.com/office/word/2015/wordml/symex" xmlns:wpg="http://schemas.microsoft.com/office/word/2010/wordprocessingGroup" xmlns:wpi="http://schemas.microsoft.com/office/word/2010/wordprocessingInk" xmlns:wne="http://schemas.microsoft.com/office/word/2006/wordml" xmlns:wps="http://schemas.microsoft.com/office/word/2010/wordprocessingShape" mc:Ignorable="w14 w15 w16se w16cid w16 w16cex w16sdtdh w16sdtfl w16du wp14">
+<w:endnotes xmlns:wpc="http://schemas.microsoft.com/office/word/2010/wordprocessingCanvas" xmlns:cx="http://schemas.microsoft.com/office/drawing/2014/chartex" xmlns:cx1="http://schemas.microsoft.com/office/drawing/2015/9/8/chartex" xmlns:cx2="http://schemas.microsoft.com/office/drawing/2015/10/21/chartex" xmlns:cx3="http://schemas.microsoft.com/office/drawing/2016/5/9/chartex" xmlns:cx4="http://schemas.microsoft.com/office/drawing/2016/5/10/chartex" xmlns:cx5="http://schemas.microsoft.com/office/drawing/2016/5/11/chartex" xmlns:cx6="http://schemas.microsoft.com/office/drawing/2016/5/12/chartex" xmlns:cx7="http://schemas.microsoft.com/office/drawing/2016/5/13/chartex" xmlns:cx8="http://schemas.microsoft.com/office/drawing/2016/5/14/chartex" xmlns:mc="http://schemas.openxmlformats.org/markup-compatibility/2006" xmlns:m="http://schemas.openxmlformats.org/officeDocument/2006/math" xmlns:aink="http://schemas.microsoft.com/office/drawing/2016/ink" xmlns:am3d="http://schemas.microsoft.com/office/drawing/2017/model3d" xmlns:oel="http://schemas.microsoft.com/office/2019/extlst" xmlns:r="http://schemas.openxmlformats.org/officeDocument/2006/relationships" xmlns:wp14="http://schemas.microsoft.com/office/word/2010/wordprocessingDrawing" xmlns:wp="http://schemas.openxmlformats.org/drawingml/2006/wordprocessingDrawing" xmlns:wpg="http://schemas.microsoft.com/office/word/2010/wordprocessingGroup" xmlns:wpi="http://schemas.microsoft.com/office/word/2010/wordprocessingInk" xmlns:wps="http://schemas.microsoft.com/office/word/2010/wordprocessingShape" xmlns:o="urn:schemas-microsoft-com:office:office" xmlns:v="urn:schemas-microsoft-com:vml" xmlns:w10="urn:schemas-microsoft-com:office:word" xmlns:w="http://schemas.openxmlformats.org/wordprocessingml/2006/main" xmlns:w14="http://schemas.microsoft.com/office/word/2010/wordml" xmlns:w15="http://schemas.microsoft.com/office/word/2012/wordml" xmlns:w16cei="http://schemas.microsoft.com/office/word/2026/wordml/cei" xmlns:w16cex="http://schemas.microsoft.com/office/word/2018/wordml/cex" xmlns:w16cid="http://schemas.microsoft.com/office/word/2016/wordml/cid" xmlns:w16="http://schemas.microsoft.com/office/word/2018/wordml" xmlns:w16sdtdh="http://schemas.microsoft.com/office/word/2020/wordml/sdtdatahash" xmlns:w16sdtfl="http://schemas.microsoft.com/office/word/2024/wordml/sdtformatlock" xmlns:w16se="http://schemas.microsoft.com/office/word/2015/wordml/symex" xmlns:w16du="http://schemas.microsoft.com/office/word/2023/wordml/word16du" xmlns:wne="http://schemas.microsoft.com/office/word/2006/wordml" mc:Ignorable="w14 w15 w16se w16cid w16 w16cex w16sdtdh w16sdtfl w16du wp14">
   <w:endnote w:type="separator" w:id="-1">
     <w:p>
       <w:r>
@@ -3123,7 +3341,7 @@
 </file>
 
 <file path=word/footer1.xml><?xml version="1.0" encoding="utf-8"?>
-<w:ftr xmlns:wpc="http://schemas.microsoft.com/office/word/2010/wordprocessingCanvas" xmlns:cx="http://schemas.microsoft.com/office/drawing/2014/chartex" xmlns:cx1="http://schemas.microsoft.com/office/drawing/2015/9/8/chartex" xmlns:cx2="http://schemas.microsoft.com/office/drawing/2015/10/21/chartex" xmlns:cx3="http://schemas.microsoft.com/office/drawing/2016/5/9/chartex" xmlns:cx4="http://schemas.microsoft.com/office/drawing/2016/5/10/chartex" xmlns:cx5="http://schemas.microsoft.com/office/drawing/2016/5/11/chartex" xmlns:cx6="http://schemas.microsoft.com/office/drawing/2016/5/12/chartex" xmlns:cx7="http://schemas.microsoft.com/office/drawing/2016/5/13/chartex" xmlns:cx8="http://schemas.microsoft.com/office/drawing/2016/5/14/chartex" xmlns:mc="http://schemas.openxmlformats.org/markup-compatibility/2006" xmlns:aink="http://schemas.microsoft.com/office/drawing/2016/ink" xmlns:am3d="http://schemas.microsoft.com/office/drawing/2017/model3d" xmlns:o="urn:schemas-microsoft-com:office:office" xmlns:oel="http://schemas.microsoft.com/office/2019/extlst" xmlns:r="http://schemas.openxmlformats.org/officeDocument/2006/relationships" xmlns:m="http://schemas.openxmlformats.org/officeDocument/2006/math" xmlns:v="urn:schemas-microsoft-com:vml" xmlns:wp14="http://schemas.microsoft.com/office/word/2010/wordprocessingDrawing" xmlns:wp="http://schemas.openxmlformats.org/drawingml/2006/wordprocessingDrawing" xmlns:w10="urn:schemas-microsoft-com:office:word" xmlns:w="http://schemas.openxmlformats.org/wordprocessingml/2006/main" xmlns:w14="http://schemas.microsoft.com/office/word/2010/wordml" xmlns:w15="http://schemas.microsoft.com/office/word/2012/wordml" xmlns:w16cex="http://schemas.microsoft.com/office/word/2018/wordml/cex" xmlns:w16cid="http://schemas.microsoft.com/office/word/2016/wordml/cid" xmlns:w16="http://schemas.microsoft.com/office/word/2018/wordml" xmlns:w16du="http://schemas.microsoft.com/office/word/2023/wordml/word16du" xmlns:w16sdtdh="http://schemas.microsoft.com/office/word/2020/wordml/sdtdatahash" xmlns:w16sdtfl="http://schemas.microsoft.com/office/word/2024/wordml/sdtformatlock" xmlns:w16se="http://schemas.microsoft.com/office/word/2015/wordml/symex" xmlns:wpg="http://schemas.microsoft.com/office/word/2010/wordprocessingGroup" xmlns:wpi="http://schemas.microsoft.com/office/word/2010/wordprocessingInk" xmlns:wne="http://schemas.microsoft.com/office/word/2006/wordml" xmlns:wps="http://schemas.microsoft.com/office/word/2010/wordprocessingShape" mc:Ignorable="w14 w15 w16se w16cid w16 w16cex w16sdtdh w16sdtfl w16du wp14">
+<w:ftr xmlns:wpc="http://schemas.microsoft.com/office/word/2010/wordprocessingCanvas" xmlns:cx="http://schemas.microsoft.com/office/drawing/2014/chartex" xmlns:cx1="http://schemas.microsoft.com/office/drawing/2015/9/8/chartex" xmlns:cx2="http://schemas.microsoft.com/office/drawing/2015/10/21/chartex" xmlns:cx3="http://schemas.microsoft.com/office/drawing/2016/5/9/chartex" xmlns:cx4="http://schemas.microsoft.com/office/drawing/2016/5/10/chartex" xmlns:cx5="http://schemas.microsoft.com/office/drawing/2016/5/11/chartex" xmlns:cx6="http://schemas.microsoft.com/office/drawing/2016/5/12/chartex" xmlns:cx7="http://schemas.microsoft.com/office/drawing/2016/5/13/chartex" xmlns:cx8="http://schemas.microsoft.com/office/drawing/2016/5/14/chartex" xmlns:mc="http://schemas.openxmlformats.org/markup-compatibility/2006" xmlns:m="http://schemas.openxmlformats.org/officeDocument/2006/math" xmlns:aink="http://schemas.microsoft.com/office/drawing/2016/ink" xmlns:am3d="http://schemas.microsoft.com/office/drawing/2017/model3d" xmlns:oel="http://schemas.microsoft.com/office/2019/extlst" xmlns:r="http://schemas.openxmlformats.org/officeDocument/2006/relationships" xmlns:wp14="http://schemas.microsoft.com/office/word/2010/wordprocessingDrawing" xmlns:wp="http://schemas.openxmlformats.org/drawingml/2006/wordprocessingDrawing" xmlns:wpg="http://schemas.microsoft.com/office/word/2010/wordprocessingGroup" xmlns:wpi="http://schemas.microsoft.com/office/word/2010/wordprocessingInk" xmlns:wps="http://schemas.microsoft.com/office/word/2010/wordprocessingShape" xmlns:o="urn:schemas-microsoft-com:office:office" xmlns:v="urn:schemas-microsoft-com:vml" xmlns:w10="urn:schemas-microsoft-com:office:word" xmlns:w="http://schemas.openxmlformats.org/wordprocessingml/2006/main" xmlns:w14="http://schemas.microsoft.com/office/word/2010/wordml" xmlns:w15="http://schemas.microsoft.com/office/word/2012/wordml" xmlns:w16cei="http://schemas.microsoft.com/office/word/2026/wordml/cei" xmlns:w16cex="http://schemas.microsoft.com/office/word/2018/wordml/cex" xmlns:w16cid="http://schemas.microsoft.com/office/word/2016/wordml/cid" xmlns:w16="http://schemas.microsoft.com/office/word/2018/wordml" xmlns:w16sdtdh="http://schemas.microsoft.com/office/word/2020/wordml/sdtdatahash" xmlns:w16sdtfl="http://schemas.microsoft.com/office/word/2024/wordml/sdtformatlock" xmlns:w16se="http://schemas.microsoft.com/office/word/2015/wordml/symex" xmlns:w16du="http://schemas.microsoft.com/office/word/2023/wordml/word16du" xmlns:wne="http://schemas.microsoft.com/office/word/2006/wordml" mc:Ignorable="w14 w15 w16se w16cid w16 w16cex w16sdtdh w16sdtfl w16du wp14">
   <w:p>
     <w:pPr>
       <w:pStyle w:val="Voettekst"/>
@@ -3167,7 +3385,7 @@
 </file>
 
 <file path=word/footnotes.xml><?xml version="1.0" encoding="utf-8"?>
-<w:footnotes xmlns:wpc="http://schemas.microsoft.com/office/word/2010/wordprocessingCanvas" xmlns:cx="http://schemas.microsoft.com/office/drawing/2014/chartex" xmlns:cx1="http://schemas.microsoft.com/office/drawing/2015/9/8/chartex" xmlns:cx2="http://schemas.microsoft.com/office/drawing/2015/10/21/chartex" xmlns:cx3="http://schemas.microsoft.com/office/drawing/2016/5/9/chartex" xmlns:cx4="http://schemas.microsoft.com/office/drawing/2016/5/10/chartex" xmlns:cx5="http://schemas.microsoft.com/office/drawing/2016/5/11/chartex" xmlns:cx6="http://schemas.microsoft.com/office/drawing/2016/5/12/chartex" xmlns:cx7="http://schemas.microsoft.com/office/drawing/2016/5/13/chartex" xmlns:cx8="http://schemas.microsoft.com/office/drawing/2016/5/14/chartex" xmlns:mc="http://schemas.openxmlformats.org/markup-compatibility/2006" xmlns:aink="http://schemas.microsoft.com/office/drawing/2016/ink" xmlns:am3d="http://schemas.microsoft.com/office/drawing/2017/model3d" xmlns:o="urn:schemas-microsoft-com:office:office" xmlns:oel="http://schemas.microsoft.com/office/2019/extlst" xmlns:r="http://schemas.openxmlformats.org/officeDocument/2006/relationships" xmlns:m="http://schemas.openxmlformats.org/officeDocument/2006/math" xmlns:v="urn:schemas-microsoft-com:vml" xmlns:wp14="http://schemas.microsoft.com/office/word/2010/wordprocessingDrawing" xmlns:wp="http://schemas.openxmlformats.org/drawingml/2006/wordprocessingDrawing" xmlns:w10="urn:schemas-microsoft-com:office:word" xmlns:w="http://schemas.openxmlformats.org/wordprocessingml/2006/main" xmlns:w14="http://schemas.microsoft.com/office/word/2010/wordml" xmlns:w15="http://schemas.microsoft.com/office/word/2012/wordml" xmlns:w16cex="http://schemas.microsoft.com/office/word/2018/wordml/cex" xmlns:w16cid="http://schemas.microsoft.com/office/word/2016/wordml/cid" xmlns:w16="http://schemas.microsoft.com/office/word/2018/wordml" xmlns:w16du="http://schemas.microsoft.com/office/word/2023/wordml/word16du" xmlns:w16sdtdh="http://schemas.microsoft.com/office/word/2020/wordml/sdtdatahash" xmlns:w16sdtfl="http://schemas.microsoft.com/office/word/2024/wordml/sdtformatlock" xmlns:w16se="http://schemas.microsoft.com/office/word/2015/wordml/symex" xmlns:wpg="http://schemas.microsoft.com/office/word/2010/wordprocessingGroup" xmlns:wpi="http://schemas.microsoft.com/office/word/2010/wordprocessingInk" xmlns:wne="http://schemas.microsoft.com/office/word/2006/wordml" xmlns:wps="http://schemas.microsoft.com/office/word/2010/wordprocessingShape" mc:Ignorable="w14 w15 w16se w16cid w16 w16cex w16sdtdh w16sdtfl w16du wp14">
+<w:footnotes xmlns:wpc="http://schemas.microsoft.com/office/word/2010/wordprocessingCanvas" xmlns:cx="http://schemas.microsoft.com/office/drawing/2014/chartex" xmlns:cx1="http://schemas.microsoft.com/office/drawing/2015/9/8/chartex" xmlns:cx2="http://schemas.microsoft.com/office/drawing/2015/10/21/chartex" xmlns:cx3="http://schemas.microsoft.com/office/drawing/2016/5/9/chartex" xmlns:cx4="http://schemas.microsoft.com/office/drawing/2016/5/10/chartex" xmlns:cx5="http://schemas.microsoft.com/office/drawing/2016/5/11/chartex" xmlns:cx6="http://schemas.microsoft.com/office/drawing/2016/5/12/chartex" xmlns:cx7="http://schemas.microsoft.com/office/drawing/2016/5/13/chartex" xmlns:cx8="http://schemas.microsoft.com/office/drawing/2016/5/14/chartex" xmlns:mc="http://schemas.openxmlformats.org/markup-compatibility/2006" xmlns:m="http://schemas.openxmlformats.org/officeDocument/2006/math" xmlns:aink="http://schemas.microsoft.com/office/drawing/2016/ink" xmlns:am3d="http://schemas.microsoft.com/office/drawing/2017/model3d" xmlns:oel="http://schemas.microsoft.com/office/2019/extlst" xmlns:r="http://schemas.openxmlformats.org/officeDocument/2006/relationships" xmlns:wp14="http://schemas.microsoft.com/office/word/2010/wordprocessingDrawing" xmlns:wp="http://schemas.openxmlformats.org/drawingml/2006/wordprocessingDrawing" xmlns:wpg="http://schemas.microsoft.com/office/word/2010/wordprocessingGroup" xmlns:wpi="http://schemas.microsoft.com/office/word/2010/wordprocessingInk" xmlns:wps="http://schemas.microsoft.com/office/word/2010/wordprocessingShape" xmlns:o="urn:schemas-microsoft-com:office:office" xmlns:v="urn:schemas-microsoft-com:vml" xmlns:w10="urn:schemas-microsoft-com:office:word" xmlns:w="http://schemas.openxmlformats.org/wordprocessingml/2006/main" xmlns:w14="http://schemas.microsoft.com/office/word/2010/wordml" xmlns:w15="http://schemas.microsoft.com/office/word/2012/wordml" xmlns:w16cei="http://schemas.microsoft.com/office/word/2026/wordml/cei" xmlns:w16cex="http://schemas.microsoft.com/office/word/2018/wordml/cex" xmlns:w16cid="http://schemas.microsoft.com/office/word/2016/wordml/cid" xmlns:w16="http://schemas.microsoft.com/office/word/2018/wordml" xmlns:w16sdtdh="http://schemas.microsoft.com/office/word/2020/wordml/sdtdatahash" xmlns:w16sdtfl="http://schemas.microsoft.com/office/word/2024/wordml/sdtformatlock" xmlns:w16se="http://schemas.microsoft.com/office/word/2015/wordml/symex" xmlns:w16du="http://schemas.microsoft.com/office/word/2023/wordml/word16du" xmlns:wne="http://schemas.microsoft.com/office/word/2006/wordml" mc:Ignorable="w14 w15 w16se w16cid w16 w16cex w16sdtdh w16sdtfl w16du wp14">
   <w:footnote w:type="separator" w:id="-1">
     <w:p>
       <w:r>
@@ -3186,7 +3404,7 @@
 </file>
 
 <file path=word/header1.xml><?xml version="1.0" encoding="utf-8"?>
-<w:hdr xmlns:wpc="http://schemas.microsoft.com/office/word/2010/wordprocessingCanvas" xmlns:cx="http://schemas.microsoft.com/office/drawing/2014/chartex" xmlns:cx1="http://schemas.microsoft.com/office/drawing/2015/9/8/chartex" xmlns:cx2="http://schemas.microsoft.com/office/drawing/2015/10/21/chartex" xmlns:cx3="http://schemas.microsoft.com/office/drawing/2016/5/9/chartex" xmlns:cx4="http://schemas.microsoft.com/office/drawing/2016/5/10/chartex" xmlns:cx5="http://schemas.microsoft.com/office/drawing/2016/5/11/chartex" xmlns:cx6="http://schemas.microsoft.com/office/drawing/2016/5/12/chartex" xmlns:cx7="http://schemas.microsoft.com/office/drawing/2016/5/13/chartex" xmlns:cx8="http://schemas.microsoft.com/office/drawing/2016/5/14/chartex" xmlns:mc="http://schemas.openxmlformats.org/markup-compatibility/2006" xmlns:aink="http://schemas.microsoft.com/office/drawing/2016/ink" xmlns:am3d="http://schemas.microsoft.com/office/drawing/2017/model3d" xmlns:o="urn:schemas-microsoft-com:office:office" xmlns:oel="http://schemas.microsoft.com/office/2019/extlst" xmlns:r="http://schemas.openxmlformats.org/officeDocument/2006/relationships" xmlns:m="http://schemas.openxmlformats.org/officeDocument/2006/math" xmlns:v="urn:schemas-microsoft-com:vml" xmlns:wp14="http://schemas.microsoft.com/office/word/2010/wordprocessingDrawing" xmlns:wp="http://schemas.openxmlformats.org/drawingml/2006/wordprocessingDrawing" xmlns:w10="urn:schemas-microsoft-com:office:word" xmlns:w="http://schemas.openxmlformats.org/wordprocessingml/2006/main" xmlns:w14="http://schemas.microsoft.com/office/word/2010/wordml" xmlns:w15="http://schemas.microsoft.com/office/word/2012/wordml" xmlns:w16cex="http://schemas.microsoft.com/office/word/2018/wordml/cex" xmlns:w16cid="http://schemas.microsoft.com/office/word/2016/wordml/cid" xmlns:w16="http://schemas.microsoft.com/office/word/2018/wordml" xmlns:w16du="http://schemas.microsoft.com/office/word/2023/wordml/word16du" xmlns:w16sdtdh="http://schemas.microsoft.com/office/word/2020/wordml/sdtdatahash" xmlns:w16sdtfl="http://schemas.microsoft.com/office/word/2024/wordml/sdtformatlock" xmlns:w16se="http://schemas.microsoft.com/office/word/2015/wordml/symex" xmlns:wpg="http://schemas.microsoft.com/office/word/2010/wordprocessingGroup" xmlns:wpi="http://schemas.microsoft.com/office/word/2010/wordprocessingInk" xmlns:wne="http://schemas.microsoft.com/office/word/2006/wordml" xmlns:wps="http://schemas.microsoft.com/office/word/2010/wordprocessingShape" mc:Ignorable="w14 w15 w16se w16cid w16 w16cex w16sdtdh w16sdtfl w16du wp14">
+<w:hdr xmlns:wpc="http://schemas.microsoft.com/office/word/2010/wordprocessingCanvas" xmlns:cx="http://schemas.microsoft.com/office/drawing/2014/chartex" xmlns:cx1="http://schemas.microsoft.com/office/drawing/2015/9/8/chartex" xmlns:cx2="http://schemas.microsoft.com/office/drawing/2015/10/21/chartex" xmlns:cx3="http://schemas.microsoft.com/office/drawing/2016/5/9/chartex" xmlns:cx4="http://schemas.microsoft.com/office/drawing/2016/5/10/chartex" xmlns:cx5="http://schemas.microsoft.com/office/drawing/2016/5/11/chartex" xmlns:cx6="http://schemas.microsoft.com/office/drawing/2016/5/12/chartex" xmlns:cx7="http://schemas.microsoft.com/office/drawing/2016/5/13/chartex" xmlns:cx8="http://schemas.microsoft.com/office/drawing/2016/5/14/chartex" xmlns:mc="http://schemas.openxmlformats.org/markup-compatibility/2006" xmlns:m="http://schemas.openxmlformats.org/officeDocument/2006/math" xmlns:aink="http://schemas.microsoft.com/office/drawing/2016/ink" xmlns:am3d="http://schemas.microsoft.com/office/drawing/2017/model3d" xmlns:oel="http://schemas.microsoft.com/office/2019/extlst" xmlns:r="http://schemas.openxmlformats.org/officeDocument/2006/relationships" xmlns:wp14="http://schemas.microsoft.com/office/word/2010/wordprocessingDrawing" xmlns:wp="http://schemas.openxmlformats.org/drawingml/2006/wordprocessingDrawing" xmlns:wpg="http://schemas.microsoft.com/office/word/2010/wordprocessingGroup" xmlns:wpi="http://schemas.microsoft.com/office/word/2010/wordprocessingInk" xmlns:wps="http://schemas.microsoft.com/office/word/2010/wordprocessingShape" xmlns:o="urn:schemas-microsoft-com:office:office" xmlns:v="urn:schemas-microsoft-com:vml" xmlns:w10="urn:schemas-microsoft-com:office:word" xmlns:w="http://schemas.openxmlformats.org/wordprocessingml/2006/main" xmlns:w14="http://schemas.microsoft.com/office/word/2010/wordml" xmlns:w15="http://schemas.microsoft.com/office/word/2012/wordml" xmlns:w16cei="http://schemas.microsoft.com/office/word/2026/wordml/cei" xmlns:w16cex="http://schemas.microsoft.com/office/word/2018/wordml/cex" xmlns:w16cid="http://schemas.microsoft.com/office/word/2016/wordml/cid" xmlns:w16="http://schemas.microsoft.com/office/word/2018/wordml" xmlns:w16sdtdh="http://schemas.microsoft.com/office/word/2020/wordml/sdtdatahash" xmlns:w16sdtfl="http://schemas.microsoft.com/office/word/2024/wordml/sdtformatlock" xmlns:w16se="http://schemas.microsoft.com/office/word/2015/wordml/symex" xmlns:w16du="http://schemas.microsoft.com/office/word/2023/wordml/word16du" xmlns:wne="http://schemas.microsoft.com/office/word/2006/wordml" mc:Ignorable="w14 w15 w16se w16cid w16 w16cex w16sdtdh w16sdtfl w16du wp14">
   <w:p>
     <w:pPr>
       <w:pStyle w:val="Koptekst"/>
@@ -3223,7 +3441,7 @@
 </file>
 
 <file path=word/header2.xml><?xml version="1.0" encoding="utf-8"?>
-<w:hdr xmlns:wpc="http://schemas.microsoft.com/office/word/2010/wordprocessingCanvas" xmlns:cx="http://schemas.microsoft.com/office/drawing/2014/chartex" xmlns:cx1="http://schemas.microsoft.com/office/drawing/2015/9/8/chartex" xmlns:cx2="http://schemas.microsoft.com/office/drawing/2015/10/21/chartex" xmlns:cx3="http://schemas.microsoft.com/office/drawing/2016/5/9/chartex" xmlns:cx4="http://schemas.microsoft.com/office/drawing/2016/5/10/chartex" xmlns:cx5="http://schemas.microsoft.com/office/drawing/2016/5/11/chartex" xmlns:cx6="http://schemas.microsoft.com/office/drawing/2016/5/12/chartex" xmlns:cx7="http://schemas.microsoft.com/office/drawing/2016/5/13/chartex" xmlns:cx8="http://schemas.microsoft.com/office/drawing/2016/5/14/chartex" xmlns:mc="http://schemas.openxmlformats.org/markup-compatibility/2006" xmlns:aink="http://schemas.microsoft.com/office/drawing/2016/ink" xmlns:am3d="http://schemas.microsoft.com/office/drawing/2017/model3d" xmlns:o="urn:schemas-microsoft-com:office:office" xmlns:oel="http://schemas.microsoft.com/office/2019/extlst" xmlns:r="http://schemas.openxmlformats.org/officeDocument/2006/relationships" xmlns:m="http://schemas.openxmlformats.org/officeDocument/2006/math" xmlns:v="urn:schemas-microsoft-com:vml" xmlns:wp14="http://schemas.microsoft.com/office/word/2010/wordprocessingDrawing" xmlns:wp="http://schemas.openxmlformats.org/drawingml/2006/wordprocessingDrawing" xmlns:w10="urn:schemas-microsoft-com:office:word" xmlns:w="http://schemas.openxmlformats.org/wordprocessingml/2006/main" xmlns:w14="http://schemas.microsoft.com/office/word/2010/wordml" xmlns:w15="http://schemas.microsoft.com/office/word/2012/wordml" xmlns:w16cex="http://schemas.microsoft.com/office/word/2018/wordml/cex" xmlns:w16cid="http://schemas.microsoft.com/office/word/2016/wordml/cid" xmlns:w16="http://schemas.microsoft.com/office/word/2018/wordml" xmlns:w16du="http://schemas.microsoft.com/office/word/2023/wordml/word16du" xmlns:w16sdtdh="http://schemas.microsoft.com/office/word/2020/wordml/sdtdatahash" xmlns:w16sdtfl="http://schemas.microsoft.com/office/word/2024/wordml/sdtformatlock" xmlns:w16se="http://schemas.microsoft.com/office/word/2015/wordml/symex" xmlns:wpg="http://schemas.microsoft.com/office/word/2010/wordprocessingGroup" xmlns:wpi="http://schemas.microsoft.com/office/word/2010/wordprocessingInk" xmlns:wne="http://schemas.microsoft.com/office/word/2006/wordml" xmlns:wps="http://schemas.microsoft.com/office/word/2010/wordprocessingShape" mc:Ignorable="w14 w15 w16se w16cid w16 w16cex w16sdtdh w16sdtfl w16du wp14">
+<w:hdr xmlns:wpc="http://schemas.microsoft.com/office/word/2010/wordprocessingCanvas" xmlns:cx="http://schemas.microsoft.com/office/drawing/2014/chartex" xmlns:cx1="http://schemas.microsoft.com/office/drawing/2015/9/8/chartex" xmlns:cx2="http://schemas.microsoft.com/office/drawing/2015/10/21/chartex" xmlns:cx3="http://schemas.microsoft.com/office/drawing/2016/5/9/chartex" xmlns:cx4="http://schemas.microsoft.com/office/drawing/2016/5/10/chartex" xmlns:cx5="http://schemas.microsoft.com/office/drawing/2016/5/11/chartex" xmlns:cx6="http://schemas.microsoft.com/office/drawing/2016/5/12/chartex" xmlns:cx7="http://schemas.microsoft.com/office/drawing/2016/5/13/chartex" xmlns:cx8="http://schemas.microsoft.com/office/drawing/2016/5/14/chartex" xmlns:mc="http://schemas.openxmlformats.org/markup-compatibility/2006" xmlns:m="http://schemas.openxmlformats.org/officeDocument/2006/math" xmlns:aink="http://schemas.microsoft.com/office/drawing/2016/ink" xmlns:am3d="http://schemas.microsoft.com/office/drawing/2017/model3d" xmlns:oel="http://schemas.microsoft.com/office/2019/extlst" xmlns:r="http://schemas.openxmlformats.org/officeDocument/2006/relationships" xmlns:wp14="http://schemas.microsoft.com/office/word/2010/wordprocessingDrawing" xmlns:wp="http://schemas.openxmlformats.org/drawingml/2006/wordprocessingDrawing" xmlns:wpg="http://schemas.microsoft.com/office/word/2010/wordprocessingGroup" xmlns:wpi="http://schemas.microsoft.com/office/word/2010/wordprocessingInk" xmlns:wps="http://schemas.microsoft.com/office/word/2010/wordprocessingShape" xmlns:o="urn:schemas-microsoft-com:office:office" xmlns:v="urn:schemas-microsoft-com:vml" xmlns:w10="urn:schemas-microsoft-com:office:word" xmlns:w="http://schemas.openxmlformats.org/wordprocessingml/2006/main" xmlns:w14="http://schemas.microsoft.com/office/word/2010/wordml" xmlns:w15="http://schemas.microsoft.com/office/word/2012/wordml" xmlns:w16cei="http://schemas.microsoft.com/office/word/2026/wordml/cei" xmlns:w16cex="http://schemas.microsoft.com/office/word/2018/wordml/cex" xmlns:w16cid="http://schemas.microsoft.com/office/word/2016/wordml/cid" xmlns:w16="http://schemas.microsoft.com/office/word/2018/wordml" xmlns:w16sdtdh="http://schemas.microsoft.com/office/word/2020/wordml/sdtdatahash" xmlns:w16sdtfl="http://schemas.microsoft.com/office/word/2024/wordml/sdtformatlock" xmlns:w16se="http://schemas.microsoft.com/office/word/2015/wordml/symex" xmlns:w16du="http://schemas.microsoft.com/office/word/2023/wordml/word16du" xmlns:wne="http://schemas.microsoft.com/office/word/2006/wordml" mc:Ignorable="w14 w15 w16se w16cid w16 w16cex w16sdtdh w16sdtfl w16du wp14">
   <w:p>
     <w:pPr>
       <w:pStyle w:val="Koptekst"/>
@@ -3273,7 +3491,7 @@
 </file>
 
 <file path=word/styles.xml><?xml version="1.0" encoding="utf-8"?>
-<w:styles xmlns:mc="http://schemas.openxmlformats.org/markup-compatibility/2006" xmlns:r="http://schemas.openxmlformats.org/officeDocument/2006/relationships" xmlns:w="http://schemas.openxmlformats.org/wordprocessingml/2006/main" xmlns:w14="http://schemas.microsoft.com/office/word/2010/wordml" xmlns:w15="http://schemas.microsoft.com/office/word/2012/wordml" xmlns:w16cex="http://schemas.microsoft.com/office/word/2018/wordml/cex" xmlns:w16cid="http://schemas.microsoft.com/office/word/2016/wordml/cid" xmlns:w16="http://schemas.microsoft.com/office/word/2018/wordml" xmlns:w16du="http://schemas.microsoft.com/office/word/2023/wordml/word16du" xmlns:w16sdtdh="http://schemas.microsoft.com/office/word/2020/wordml/sdtdatahash" xmlns:w16sdtfl="http://schemas.microsoft.com/office/word/2024/wordml/sdtformatlock" xmlns:w16se="http://schemas.microsoft.com/office/word/2015/wordml/symex" mc:Ignorable="w14 w15 w16se w16cid w16 w16cex w16sdtdh w16sdtfl w16du">
+<w:styles xmlns:mc="http://schemas.openxmlformats.org/markup-compatibility/2006" xmlns:r="http://schemas.openxmlformats.org/officeDocument/2006/relationships" xmlns:w="http://schemas.openxmlformats.org/wordprocessingml/2006/main" xmlns:w14="http://schemas.microsoft.com/office/word/2010/wordml" xmlns:w15="http://schemas.microsoft.com/office/word/2012/wordml" xmlns:w16cex="http://schemas.microsoft.com/office/word/2018/wordml/cex" xmlns:w16cid="http://schemas.microsoft.com/office/word/2016/wordml/cid" xmlns:w16="http://schemas.microsoft.com/office/word/2018/wordml" xmlns:w16sdtdh="http://schemas.microsoft.com/office/word/2020/wordml/sdtdatahash" xmlns:w16sdtfl="http://schemas.microsoft.com/office/word/2024/wordml/sdtformatlock" xmlns:w16se="http://schemas.microsoft.com/office/word/2015/wordml/symex" xmlns:w16du="http://schemas.microsoft.com/office/word/2023/wordml/word16du" mc:Ignorable="w14 w15 w16se w16cid w16 w16cex w16sdtdh w16sdtfl w16du">
   <w:docDefaults>
     <w:rPrDefault>
       <w:rPr>

--- a/src/content/bios/McDonald-JG 2016.docx
+++ b/src/content/bios/McDonald-JG 2016.docx
@@ -256,15 +256,26 @@
         </w:rPr>
       </w:pPr>
       <w:r>
+        <w:t xml:space="preserve"> </w:t>
+      </w:r>
+      <w:r>
+        <w:fldChar w:fldCharType="begin"/>
+      </w:r>
+      <w:r>
+        <w:instrText xml:space="preserve"> INCLUDEPICTURE "/Users/bobreinalda/Library/Group Containers/UBF8T346G9.ms/WebArchiveCopyPasteTempFiles/com.microsoft.Word/James_Grover_McDonald_%28cropped%29.jpg?utm_source=commons.wikimedia.org&amp;utm_campaign=index&amp;utm_content=original" \* MERGEFORMATINET </w:instrText>
+      </w:r>
+      <w:r>
+        <w:fldChar w:fldCharType="separate"/>
+      </w:r>
+      <w:r>
         <w:rPr>
           <w:noProof/>
-          <w:lang w:val="en-US" w:eastAsia="nl-NL"/>
         </w:rPr>
         <w:drawing>
-          <wp:inline distT="0" distB="0" distL="0" distR="0" wp14:anchorId="2E037599" wp14:editId="55C32906">
-            <wp:extent cx="1801495" cy="2677758"/>
-            <wp:effectExtent l="25400" t="0" r="1905" b="0"/>
-            <wp:docPr id="4" name="Afbeelding 1"/>
+          <wp:inline distT="0" distB="0" distL="0" distR="0" wp14:anchorId="02696F8E" wp14:editId="4C5BDA95">
+            <wp:extent cx="2139851" cy="2853055"/>
+            <wp:effectExtent l="0" t="0" r="0" b="4445"/>
+            <wp:docPr id="434676684" name="Afbeelding 1"/>
             <wp:cNvGraphicFramePr>
               <a:graphicFrameLocks xmlns:a="http://schemas.openxmlformats.org/drawingml/2006/main" noChangeAspect="1"/>
             </wp:cNvGraphicFramePr>
@@ -278,8 +289,14 @@
                     </pic:cNvPicPr>
                   </pic:nvPicPr>
                   <pic:blipFill>
-                    <a:blip r:embed="rId6"/>
-                    <a:srcRect l="11073" t="3915" r="46367" b="44746"/>
+                    <a:blip r:embed="rId6" cstate="print">
+                      <a:extLst>
+                        <a:ext uri="{28A0092B-C50C-407E-A947-70E740481C1C}">
+                          <a14:useLocalDpi xmlns:a14="http://schemas.microsoft.com/office/drawing/2010/main" val="0"/>
+                        </a:ext>
+                      </a:extLst>
+                    </a:blip>
+                    <a:srcRect/>
                     <a:stretch>
                       <a:fillRect/>
                     </a:stretch>
@@ -287,17 +304,14 @@
                   <pic:spPr bwMode="auto">
                     <a:xfrm>
                       <a:off x="0" y="0"/>
-                      <a:ext cx="1802393" cy="2679093"/>
+                      <a:ext cx="2162744" cy="2883578"/>
                     </a:xfrm>
                     <a:prstGeom prst="rect">
                       <a:avLst/>
                     </a:prstGeom>
                     <a:noFill/>
-                    <a:ln w="9525">
+                    <a:ln>
                       <a:noFill/>
-                      <a:miter lim="800000"/>
-                      <a:headEnd/>
-                      <a:tailEnd/>
                     </a:ln>
                   </pic:spPr>
                 </pic:pic>
@@ -305,6 +319,9 @@
             </a:graphic>
           </wp:inline>
         </w:drawing>
+      </w:r>
+      <w:r>
+        <w:fldChar w:fldCharType="end"/>
       </w:r>
     </w:p>
     <w:p>
@@ -677,7 +694,11 @@
       </w:r>
       <w:proofErr w:type="gramStart"/>
       <w:r>
-        <w:t>and also</w:t>
+        <w:t xml:space="preserve">and </w:t>
+      </w:r>
+      <w:r>
+        <w:lastRenderedPageBreak/>
+        <w:t>also</w:t>
       </w:r>
       <w:proofErr w:type="gramEnd"/>
       <w:r>
@@ -705,11 +726,7 @@
         <w:t>ary dismissal of a colleague. He</w:t>
       </w:r>
       <w:r>
-        <w:t xml:space="preserve"> moved to New </w:t>
-      </w:r>
-      <w:r>
-        <w:lastRenderedPageBreak/>
-        <w:t xml:space="preserve">York City, where he accepted a </w:t>
+        <w:t xml:space="preserve"> moved to New York City, where he accepted a </w:t>
       </w:r>
       <w:r>
         <w:t>better</w:t>
@@ -1320,7 +1337,11 @@
         <w:t xml:space="preserve">ing any opposition from Germany and also assumed that finances should come from outside the League. McDonald lobbied </w:t>
       </w:r>
       <w:r>
-        <w:t>several governments willing to support the proposed High Commission</w:t>
+        <w:t xml:space="preserve">several governments willing to support the </w:t>
+      </w:r>
+      <w:r>
+        <w:lastRenderedPageBreak/>
+        <w:t>proposed High Commission</w:t>
       </w:r>
       <w:r>
         <w:t>er</w:t>
@@ -1332,11 +1353,7 @@
         <w:t xml:space="preserve">ulted in weakening </w:t>
       </w:r>
       <w:r>
-        <w:t xml:space="preserve">the envisaged </w:t>
-      </w:r>
-      <w:r>
-        <w:lastRenderedPageBreak/>
-        <w:t>institution</w:t>
+        <w:t>the envisaged institution</w:t>
       </w:r>
       <w:r>
         <w:t xml:space="preserve">, as it </w:t>
@@ -2008,7 +2025,11 @@
         <w:t>’s new Advisory</w:t>
       </w:r>
       <w:r>
-        <w:t xml:space="preserve"> Committee on Political Refugees in May. </w:t>
+        <w:t xml:space="preserve"> Committee on Political </w:t>
+      </w:r>
+      <w:r>
+        <w:lastRenderedPageBreak/>
+        <w:t xml:space="preserve">Refugees in May. </w:t>
       </w:r>
       <w:r>
         <w:t>W</w:t>
@@ -2020,7 +2041,6 @@
         <w:rPr>
           <w:i/>
         </w:rPr>
-        <w:lastRenderedPageBreak/>
         <w:t>Anschluss</w:t>
       </w:r>
       <w:r>
